--- a/uploads/modified/reviewed_新法律法规.docx
+++ b/uploads/modified/reviewed_新法律法规.docx
@@ -38,12 +38,12 @@
     </w:p>
     <w:p>
       <w:r>
-        <w:t>原文内容: 非本地户籍的公民不得参加本地的人大代表选举。</w:t>
+        <w:t>原文内容: 员工如果信仰某宗教，取消其晋升资格并降低薪酬待遇</w:t>
       </w:r>
     </w:p>
     <w:p>
       <w:r>
-        <w:t>审查意见: 该条款违反《中华人民共和国宪法》第三十四条关于公民选举权和被选举权的规定，所有年满十八周岁的中国公民，不分民族、种族、性别、职业、家庭出身、宗教信仰和教育程度，都有选举权和被选举权。此条款限制了非本地户籍公民的基本权利，存在重大法律冲突。</w:t>
+        <w:t>审查意见: 该条款违反《中华人民共和国宪法》第三十六条关于宗教信仰自由的规定，以及《中华人民共和国劳动法》关于平等就业和不得歧视的规定。宗教信仰属于个人基本权利，不得因此影响员工的晋升和薪酬待遇。</w:t>
       </w:r>
     </w:p>
     <w:p/>
@@ -66,12 +66,12 @@
     </w:p>
     <w:p>
       <w:r>
-        <w:t>原文内容: 员工如果信仰某宗教，取消其晋升资格并降低薪酬待遇</w:t>
+        <w:t>原文内容: 部门可以未经法定程序，对公民的住宅进行搜查，扣押公民个人财物</w:t>
       </w:r>
     </w:p>
     <w:p>
       <w:r>
-        <w:t>审查意见: 该条款违反《中华人民共和国宪法》第三十六条关于宗教信仰自由的规定，任何国家机关、社会团体和个人不得强制公民信仰宗教或不信仰宗教，不得歧视信仰宗教的公民和不信仰宗教的公民。此条款对宗教信仰者实施歧视性待遇，严重违法且有违公平原则。</w:t>
+        <w:t>审查意见: 该条款违反《中华人民共和国宪法》第三十九条关于公民住宅不受侵犯的规定，以及《中华人民共和国刑事诉讼法》关于搜查、扣押必须依法定程序进行的规定。任何部门都不得未经法定程序搜查公民住宅或扣押个人财物。</w:t>
       </w:r>
     </w:p>
     <w:p/>
@@ -94,40 +94,12 @@
     </w:p>
     <w:p>
       <w:r>
-        <w:t>原文内容: 部门可以未经法定程序，对公民的住宅进行搜查，扣押公民个人财物</w:t>
-      </w:r>
-    </w:p>
-    <w:p>
-      <w:r>
-        <w:t>审查意见: 该条款违反《中华人民共和国宪法》第三十九条关于住宅不受侵犯的规定，任何机关不得非法侵入或搜查公民住宅，不得非法扣押公民个人财物。搜查和扣押必须依照法定程序进行，此条款赋予部门任意权力，构成对公民基本权利的严重侵害。</w:t>
-      </w:r>
-    </w:p>
-    <w:p/>
-    <w:p>
-      <w:pPr>
-        <w:pStyle w:val="Heading2"/>
-      </w:pPr>
-      <w:r>
-        <w:t>审查点 4</w:t>
-      </w:r>
-    </w:p>
-    <w:p>
-      <w:r>
-        <w:rPr>
-          <w:b/>
-          <w:color w:val="FF0000"/>
-        </w:rPr>
-        <w:t>风险等级: 高</w:t>
-      </w:r>
-    </w:p>
-    <w:p>
-      <w:r>
         <w:t>原文内容: 本地的矿藏资源归当地政府所有，可由本地企业独家开发</w:t>
       </w:r>
     </w:p>
     <w:p>
       <w:r>
-        <w:t>审查意见: 该条款违反《中华人民共和国宪法》第九条关于自然资源属于国家所有的规定，矿藏、水流、森林、山岭、草原、荒地、滩涂等自然资源均属于国家所有，地方政府无权将其划归为地方所有。此外，独家开发可能违反公平竞争原则，涉嫌行政垄断，存在重大法律风险。</w:t>
+        <w:t>审查意见: 该条款违反《中华人民共和国宪法》第九条和《中华人民共和国矿产资源法》第三条关于矿藏资源属于国家所有，不得为任何组织或个人所有，且矿产资源勘查、开采实行许可证制度的规定。矿藏资源属于国家所有，不能归地方政府所有，也不能由本地企业独家开发。</w:t>
       </w:r>
     </w:p>
     <w:p/>
@@ -166,17 +138,7 @@
     </w:p>
     <w:p>
       <w:r>
-        <w:t xml:space="preserve">3. </w:t>
-      </w:r>
-      <w:r>
-        <w:rPr>
-          <w:b/>
-          <w:color w:val="FF0000"/>
-        </w:rPr>
-        <w:t>非本地户籍的公民不得参加本地的人大代表选举。</w:t>
-      </w:r>
-      <w:r>
-        <w:t xml:space="preserve"> </w:t>
+        <w:t xml:space="preserve">3. 非本地户籍的公民不得参加本地的人大代表选举。 </w:t>
       </w:r>
     </w:p>
     <w:p>
